--- a/bdd_schemaEA_relationnel.docx
+++ b/bdd_schemaEA_relationnel.docx
@@ -5,24 +5,162 @@
     <w:p>
       <w:pPr>
         <w:pStyle w:val="Studys"/>
-      </w:pPr>
-      <w:r>
+        <w:spacing w:line="240" w:lineRule="auto"/>
+      </w:pPr>
+      <w:r>
+        <w:t>III. Analyse de la Base de Données</w:t>
+      </w:r>
+    </w:p>
+    <w:p>
+      <w:pPr>
+        <w:pStyle w:val="Studys"/>
+        <w:spacing w:line="240" w:lineRule="auto"/>
+      </w:pPr>
+    </w:p>
+    <w:p>
+      <w:pPr>
+        <w:pStyle w:val="Studys"/>
+        <w:spacing w:line="240" w:lineRule="auto"/>
+      </w:pPr>
+      <w:r>
+        <w:t>L'étude repose sur le script SQL infoplacement.sql fourni. Cette base de données permet la gestion des ressources (promotions, groupes, étudiants, matières) et la configuration technique des salles pour le placement.</w:t>
+      </w:r>
+    </w:p>
+    <w:p>
+      <w:pPr>
+        <w:pStyle w:val="Studys"/>
+        <w:spacing w:line="240" w:lineRule="auto"/>
+      </w:pPr>
+      <w:r>
+        <w:t>1.</w:t>
+      </w:r>
+      <w:r>
+        <w:t>Modèle Conceptuel de Données (MCD / Schéma EA)</w:t>
+      </w:r>
+    </w:p>
+    <w:p>
+      <w:pPr>
+        <w:pStyle w:val="Studys"/>
+        <w:spacing w:line="240" w:lineRule="auto"/>
+      </w:pPr>
+      <w:r>
+        <w:t>Ce schéma représente la logique métier de l'application et les relations entre les entités</w:t>
+      </w:r>
+      <w:r>
+        <w:t>.</w:t>
+      </w:r>
+    </w:p>
+    <w:p>
+      <w:pPr>
+        <w:pStyle w:val="Studys"/>
+        <w:spacing w:line="240" w:lineRule="auto"/>
+        <w:ind w:left="360"/>
+      </w:pPr>
+      <w:r>
+        <w:t>-</w:t>
+      </w:r>
+      <w:r>
+        <w:t>DÉPARTEMENT : Gère plusieurs PROMOTIONS et contient plusieurs BÂTIMENTS.</w:t>
+      </w:r>
+    </w:p>
+    <w:p>
+      <w:pPr>
+        <w:pStyle w:val="Studys"/>
+        <w:spacing w:line="240" w:lineRule="auto"/>
+        <w:ind w:left="360"/>
+      </w:pPr>
+      <w:r>
+        <w:t>-</w:t>
+      </w:r>
+      <w:r>
+        <w:t>PROMOTION : Est divisée en GROUPES et possède ses propres MATIÈRES.</w:t>
+      </w:r>
+    </w:p>
+    <w:p>
+      <w:pPr>
+        <w:pStyle w:val="Studys"/>
+        <w:spacing w:line="240" w:lineRule="auto"/>
+        <w:ind w:left="360"/>
+      </w:pPr>
+      <w:r>
+        <w:t>-</w:t>
+      </w:r>
+      <w:r>
+        <w:t>ÉTUDIANT : Appartient à un GROUPE.</w:t>
+      </w:r>
+    </w:p>
+    <w:p>
+      <w:pPr>
+        <w:pStyle w:val="Studys"/>
+        <w:spacing w:line="240" w:lineRule="auto"/>
+        <w:ind w:left="360"/>
+      </w:pPr>
+      <w:r>
+        <w:t>-</w:t>
+      </w:r>
+      <w:r>
+        <w:t>SALLE : Située dans un BÂTIMENT, elle est associée à un PLAN (configuration spatiale).</w:t>
+      </w:r>
+    </w:p>
+    <w:p>
+      <w:pPr>
+        <w:pStyle w:val="Studys"/>
+        <w:spacing w:line="240" w:lineRule="auto"/>
+        <w:ind w:left="360"/>
+      </w:pPr>
+      <w:r>
+        <w:t>-</w:t>
+      </w:r>
+      <w:r>
+        <w:t>DEVOIR : Concerne une MATIÈRE et mobilise des SALLES.</w:t>
+      </w:r>
+    </w:p>
+    <w:p>
+      <w:pPr>
+        <w:pStyle w:val="Studys"/>
+        <w:spacing w:line="240" w:lineRule="auto"/>
+        <w:ind w:left="360"/>
+      </w:pPr>
+      <w:r>
+        <w:t>-</w:t>
+      </w:r>
+      <w:r>
+        <w:t>SURVEILLER : Association entre ENSEIGNANT, DEVOIR et SALLE.</w:t>
+      </w:r>
+    </w:p>
+    <w:p>
+      <w:pPr>
+        <w:pStyle w:val="Studys"/>
+        <w:spacing w:line="240" w:lineRule="auto"/>
+        <w:ind w:left="360"/>
+      </w:pPr>
+      <w:r>
+        <w:t>-</w:t>
+      </w:r>
+      <w:r>
+        <w:t>PLACER : Association centrale reliant un ÉTUDIANT à une place ($x, y$) dans une SALLE pour un DEVOIR spécifique.</w:t>
+      </w:r>
+    </w:p>
+    <w:p>
+      <w:pPr>
+        <w:pStyle w:val="Studys"/>
+        <w:spacing w:line="240" w:lineRule="auto"/>
+        <w:ind w:left="360"/>
+      </w:pPr>
+    </w:p>
+    <w:p>
+      <w:pPr>
+        <w:pStyle w:val="Studys"/>
+        <w:spacing w:line="240" w:lineRule="auto"/>
+        <w:ind w:left="360"/>
+      </w:pPr>
+      <w:r>
+        <w:lastRenderedPageBreak/>
         <w:t xml:space="preserve">MCD : </w:t>
       </w:r>
-    </w:p>
-    <w:p>
-      <w:pPr>
-        <w:pStyle w:val="Studys"/>
-      </w:pPr>
-    </w:p>
-    <w:p>
-      <w:pPr>
-        <w:pStyle w:val="Studys"/>
-        <w:spacing w:line="240" w:lineRule="auto"/>
-      </w:pPr>
       <w:r>
         <w:drawing>
-          <wp:inline distT="0" distB="0" distL="0" distR="0" wp14:anchorId="2D41B4CC" wp14:editId="1B593991">
+          <wp:inline distT="0" distB="0" distL="0" distR="0" wp14:anchorId="71A447F6" wp14:editId="0A39D976">
             <wp:extent cx="5760720" cy="4562475"/>
             <wp:effectExtent l="0" t="0" r="0" b="9525"/>
             <wp:docPr id="2118830902" name="Image 1"/>
@@ -37,7 +175,7 @@
                     <pic:cNvPicPr/>
                   </pic:nvPicPr>
                   <pic:blipFill>
-                    <a:blip r:embed="rId4"/>
+                    <a:blip r:embed="rId5"/>
                     <a:stretch>
                       <a:fillRect/>
                     </a:stretch>
@@ -62,18 +200,14 @@
       <w:pPr>
         <w:pStyle w:val="Studys"/>
         <w:spacing w:line="240" w:lineRule="auto"/>
-      </w:pPr>
-    </w:p>
-    <w:p>
-      <w:pPr>
-        <w:pStyle w:val="Studys"/>
-        <w:spacing w:line="240" w:lineRule="auto"/>
-      </w:pPr>
-    </w:p>
-    <w:p>
-      <w:pPr>
-        <w:pStyle w:val="Studys"/>
-        <w:spacing w:line="240" w:lineRule="auto"/>
+        <w:ind w:left="360"/>
+      </w:pPr>
+    </w:p>
+    <w:p>
+      <w:pPr>
+        <w:pStyle w:val="Studys"/>
+        <w:spacing w:line="240" w:lineRule="auto"/>
+        <w:ind w:left="360"/>
       </w:pPr>
       <w:r>
         <w:t xml:space="preserve">MLD : </w:t>
@@ -83,17 +217,18 @@
       <w:pPr>
         <w:pStyle w:val="Studys"/>
         <w:spacing w:line="240" w:lineRule="auto"/>
-      </w:pPr>
-    </w:p>
-    <w:p>
-      <w:pPr>
-        <w:pStyle w:val="Studys"/>
-        <w:spacing w:line="240" w:lineRule="auto"/>
-      </w:pPr>
-      <w:r>
-        <w:lastRenderedPageBreak/>
+        <w:ind w:left="360"/>
+      </w:pPr>
+    </w:p>
+    <w:p>
+      <w:pPr>
+        <w:pStyle w:val="Studys"/>
+        <w:spacing w:line="240" w:lineRule="auto"/>
+        <w:ind w:left="360"/>
+      </w:pPr>
+      <w:r>
         <w:drawing>
-          <wp:inline distT="0" distB="0" distL="0" distR="0" wp14:anchorId="31A97588" wp14:editId="4430ED71">
+          <wp:inline distT="0" distB="0" distL="0" distR="0" wp14:anchorId="4C3A5EBD" wp14:editId="0DE43BE5">
             <wp:extent cx="5760720" cy="4132580"/>
             <wp:effectExtent l="0" t="0" r="0" b="1270"/>
             <wp:docPr id="1792985145" name="Image 1"/>
@@ -108,7 +243,7 @@
                     <pic:cNvPicPr/>
                   </pic:nvPicPr>
                   <pic:blipFill>
-                    <a:blip r:embed="rId5"/>
+                    <a:blip r:embed="rId6"/>
                     <a:stretch>
                       <a:fillRect/>
                     </a:stretch>
@@ -129,6 +264,114 @@
         </w:drawing>
       </w:r>
     </w:p>
+    <w:p>
+      <w:pPr>
+        <w:pStyle w:val="Studys"/>
+        <w:spacing w:line="240" w:lineRule="auto"/>
+        <w:ind w:left="360"/>
+      </w:pPr>
+    </w:p>
+    <w:p>
+      <w:pPr>
+        <w:pStyle w:val="Studys"/>
+        <w:spacing w:line="240" w:lineRule="auto"/>
+        <w:ind w:left="360"/>
+      </w:pPr>
+      <w:r>
+        <w:t>3. Évaluation et Critiques du Schéma</w:t>
+      </w:r>
+    </w:p>
+    <w:p>
+      <w:pPr>
+        <w:pStyle w:val="Studys"/>
+        <w:spacing w:line="240" w:lineRule="auto"/>
+        <w:ind w:left="360"/>
+      </w:pPr>
+      <w:r>
+        <w:t>Conformément aux objectifs de la SAé, nous avons évalué la pertinence de cette structure:</w:t>
+      </w:r>
+    </w:p>
+    <w:p>
+      <w:pPr>
+        <w:pStyle w:val="Studys"/>
+        <w:spacing w:line="240" w:lineRule="auto"/>
+        <w:ind w:left="360"/>
+      </w:pPr>
+    </w:p>
+    <w:p>
+      <w:pPr>
+        <w:pStyle w:val="Studys"/>
+        <w:spacing w:line="240" w:lineRule="auto"/>
+        <w:ind w:left="360"/>
+      </w:pPr>
+      <w:r>
+        <w:t>Points Forts :</w:t>
+      </w:r>
+    </w:p>
+    <w:p>
+      <w:pPr>
+        <w:pStyle w:val="Studys"/>
+        <w:spacing w:line="240" w:lineRule="auto"/>
+        <w:ind w:left="360"/>
+      </w:pPr>
+      <w:r>
+        <w:t>Accessibilité : La présence des colonnes tiers_temps et mob_reduite dans la table etudiant permet de répondre au cahier des charges concernant les placements spécifiques (premier rang, etc.).</w:t>
+      </w:r>
+    </w:p>
+    <w:p>
+      <w:pPr>
+        <w:pStyle w:val="Studys"/>
+        <w:spacing w:line="240" w:lineRule="auto"/>
+        <w:ind w:left="360"/>
+      </w:pPr>
+      <w:r>
+        <w:t>Flexibilité spatiale : L'utilisation de coordonnées place_x et place_y dans la table placement permet de gérer n'importe quelle configuration de salle, même complexe.</w:t>
+      </w:r>
+    </w:p>
+    <w:p>
+      <w:pPr>
+        <w:pStyle w:val="Studys"/>
+        <w:spacing w:line="240" w:lineRule="auto"/>
+        <w:ind w:left="360"/>
+      </w:pPr>
+    </w:p>
+    <w:p>
+      <w:pPr>
+        <w:pStyle w:val="Studys"/>
+        <w:spacing w:line="240" w:lineRule="auto"/>
+        <w:ind w:left="360"/>
+      </w:pPr>
+      <w:r>
+        <w:t>Limites et Défauts Techniques :</w:t>
+      </w:r>
+    </w:p>
+    <w:p>
+      <w:pPr>
+        <w:pStyle w:val="Studys"/>
+        <w:spacing w:line="240" w:lineRule="auto"/>
+        <w:ind w:left="360"/>
+      </w:pPr>
+      <w:r>
+        <w:t>Failles de Sécurité : Le champ pass des enseignants est de type text. Il faudra s'assurer du hachage des mots de passe dans la nouvelle application pour garantir la sécurité des données.</w:t>
+      </w:r>
+    </w:p>
+    <w:p>
+      <w:pPr>
+        <w:pStyle w:val="Studys"/>
+        <w:spacing w:line="240" w:lineRule="auto"/>
+        <w:ind w:left="360"/>
+      </w:pPr>
+      <w:r>
+        <w:t>Rigidité des Matières : Une matière est liée à une seule promotion. Si une matière est commune à plusieurs promotions, elle doit être dupliquée, entraînant une redondance inutile.</w:t>
+      </w:r>
+    </w:p>
+    <w:p>
+      <w:pPr>
+        <w:pStyle w:val="Studys"/>
+        <w:spacing w:line="240" w:lineRule="auto"/>
+        <w:ind w:left="360"/>
+      </w:pPr>
+    </w:p>
     <w:sectPr>
       <w:pgSz w:w="11906" w:h="16838"/>
       <w:pgMar w:top="1417" w:right="1417" w:bottom="1417" w:left="1417" w:header="708" w:footer="708" w:gutter="0"/>
@@ -137,6 +380,407 @@
     </w:sectPr>
   </w:body>
 </w:document>
+</file>
+
+<file path=word/numbering.xml><?xml version="1.0" encoding="utf-8"?>
+<w:numbering xmlns:wpc="http://schemas.microsoft.com/office/word/2010/wordprocessingCanvas" xmlns:cx="http://schemas.microsoft.com/office/drawing/2014/chartex" xmlns:cx1="http://schemas.microsoft.com/office/drawing/2015/9/8/chartex" xmlns:cx2="http://schemas.microsoft.com/office/drawing/2015/10/21/chartex" xmlns:cx3="http://schemas.microsoft.com/office/drawing/2016/5/9/chartex" xmlns:cx4="http://schemas.microsoft.com/office/drawing/2016/5/10/chartex" xmlns:cx5="http://schemas.microsoft.com/office/drawing/2016/5/11/chartex" xmlns:cx6="http://schemas.microsoft.com/office/drawing/2016/5/12/chartex" xmlns:cx7="http://schemas.microsoft.com/office/drawing/2016/5/13/chartex" xmlns:cx8="http://schemas.microsoft.com/office/drawing/2016/5/14/chartex" xmlns:mc="http://schemas.openxmlformats.org/markup-compatibility/2006" xmlns:aink="http://schemas.microsoft.com/office/drawing/2016/ink" xmlns:am3d="http://schemas.microsoft.com/office/drawing/2017/model3d" xmlns:o="urn:schemas-microsoft-com:office:office" xmlns:oel="http://schemas.microsoft.com/office/2019/extlst" xmlns:r="http://schemas.openxmlformats.org/officeDocument/2006/relationships" xmlns:m="http://schemas.openxmlformats.org/officeDocument/2006/math" xmlns:v="urn:schemas-microsoft-com:vml" xmlns:wp14="http://schemas.microsoft.com/office/word/2010/wordprocessingDrawing" xmlns:wp="http://schemas.openxmlformats.org/drawingml/2006/wordprocessingDrawing" xmlns:w10="urn:schemas-microsoft-com:office:word" xmlns:w="http://schemas.openxmlformats.org/wordprocessingml/2006/main" xmlns:w14="http://schemas.microsoft.com/office/word/2010/wordml" xmlns:w15="http://schemas.microsoft.com/office/word/2012/wordml" xmlns:w16cex="http://schemas.microsoft.com/office/word/2018/wordml/cex" xmlns:w16cid="http://schemas.microsoft.com/office/word/2016/wordml/cid" xmlns:w16="http://schemas.microsoft.com/office/word/2018/wordml" xmlns:w16du="http://schemas.microsoft.com/office/word/2023/wordml/word16du" xmlns:w16sdtdh="http://schemas.microsoft.com/office/word/2020/wordml/sdtdatahash" xmlns:w16sdtfl="http://schemas.microsoft.com/office/word/2024/wordml/sdtformatlock" xmlns:w16se="http://schemas.microsoft.com/office/word/2015/wordml/symex" xmlns:wpg="http://schemas.microsoft.com/office/word/2010/wordprocessingGroup" xmlns:wpi="http://schemas.microsoft.com/office/word/2010/wordprocessingInk" xmlns:wne="http://schemas.microsoft.com/office/word/2006/wordml" xmlns:wps="http://schemas.microsoft.com/office/word/2010/wordprocessingShape" mc:Ignorable="w14 w15 w16se w16cid w16 w16cex w16sdtdh w16sdtfl w16du wp14">
+  <w:abstractNum w:abstractNumId="0" w15:restartNumberingAfterBreak="0">
+    <w:nsid w:val="1E560D2C"/>
+    <w:multiLevelType w:val="hybridMultilevel"/>
+    <w:tmpl w:val="0FC676BE"/>
+    <w:lvl w:ilvl="0" w:tplc="040C000F">
+      <w:start w:val="1"/>
+      <w:numFmt w:val="decimal"/>
+      <w:lvlText w:val="%1."/>
+      <w:lvlJc w:val="left"/>
+      <w:pPr>
+        <w:ind w:left="720" w:hanging="360"/>
+      </w:pPr>
+      <w:rPr>
+        <w:rFonts w:hint="default"/>
+      </w:rPr>
+    </w:lvl>
+    <w:lvl w:ilvl="1" w:tplc="040C0019" w:tentative="1">
+      <w:start w:val="1"/>
+      <w:numFmt w:val="lowerLetter"/>
+      <w:lvlText w:val="%2."/>
+      <w:lvlJc w:val="left"/>
+      <w:pPr>
+        <w:ind w:left="1440" w:hanging="360"/>
+      </w:pPr>
+    </w:lvl>
+    <w:lvl w:ilvl="2" w:tplc="040C001B" w:tentative="1">
+      <w:start w:val="1"/>
+      <w:numFmt w:val="lowerRoman"/>
+      <w:lvlText w:val="%3."/>
+      <w:lvlJc w:val="right"/>
+      <w:pPr>
+        <w:ind w:left="2160" w:hanging="180"/>
+      </w:pPr>
+    </w:lvl>
+    <w:lvl w:ilvl="3" w:tplc="040C000F" w:tentative="1">
+      <w:start w:val="1"/>
+      <w:numFmt w:val="decimal"/>
+      <w:lvlText w:val="%4."/>
+      <w:lvlJc w:val="left"/>
+      <w:pPr>
+        <w:ind w:left="2880" w:hanging="360"/>
+      </w:pPr>
+    </w:lvl>
+    <w:lvl w:ilvl="4" w:tplc="040C0019" w:tentative="1">
+      <w:start w:val="1"/>
+      <w:numFmt w:val="lowerLetter"/>
+      <w:lvlText w:val="%5."/>
+      <w:lvlJc w:val="left"/>
+      <w:pPr>
+        <w:ind w:left="3600" w:hanging="360"/>
+      </w:pPr>
+    </w:lvl>
+    <w:lvl w:ilvl="5" w:tplc="040C001B" w:tentative="1">
+      <w:start w:val="1"/>
+      <w:numFmt w:val="lowerRoman"/>
+      <w:lvlText w:val="%6."/>
+      <w:lvlJc w:val="right"/>
+      <w:pPr>
+        <w:ind w:left="4320" w:hanging="180"/>
+      </w:pPr>
+    </w:lvl>
+    <w:lvl w:ilvl="6" w:tplc="040C000F" w:tentative="1">
+      <w:start w:val="1"/>
+      <w:numFmt w:val="decimal"/>
+      <w:lvlText w:val="%7."/>
+      <w:lvlJc w:val="left"/>
+      <w:pPr>
+        <w:ind w:left="5040" w:hanging="360"/>
+      </w:pPr>
+    </w:lvl>
+    <w:lvl w:ilvl="7" w:tplc="040C0019" w:tentative="1">
+      <w:start w:val="1"/>
+      <w:numFmt w:val="lowerLetter"/>
+      <w:lvlText w:val="%8."/>
+      <w:lvlJc w:val="left"/>
+      <w:pPr>
+        <w:ind w:left="5760" w:hanging="360"/>
+      </w:pPr>
+    </w:lvl>
+    <w:lvl w:ilvl="8" w:tplc="040C001B" w:tentative="1">
+      <w:start w:val="1"/>
+      <w:numFmt w:val="lowerRoman"/>
+      <w:lvlText w:val="%9."/>
+      <w:lvlJc w:val="right"/>
+      <w:pPr>
+        <w:ind w:left="6480" w:hanging="180"/>
+      </w:pPr>
+    </w:lvl>
+  </w:abstractNum>
+  <w:abstractNum w:abstractNumId="1" w15:restartNumberingAfterBreak="0">
+    <w:nsid w:val="591B359C"/>
+    <w:multiLevelType w:val="multilevel"/>
+    <w:tmpl w:val="B852A16E"/>
+    <w:lvl w:ilvl="0">
+      <w:start w:val="1"/>
+      <w:numFmt w:val="bullet"/>
+      <w:lvlText w:val=""/>
+      <w:lvlJc w:val="left"/>
+      <w:pPr>
+        <w:tabs>
+          <w:tab w:val="num" w:pos="720"/>
+        </w:tabs>
+        <w:ind w:left="720" w:hanging="360"/>
+      </w:pPr>
+      <w:rPr>
+        <w:rFonts w:ascii="Symbol" w:hAnsi="Symbol" w:hint="default"/>
+        <w:sz w:val="20"/>
+      </w:rPr>
+    </w:lvl>
+    <w:lvl w:ilvl="1" w:tentative="1">
+      <w:start w:val="1"/>
+      <w:numFmt w:val="bullet"/>
+      <w:lvlText w:val="o"/>
+      <w:lvlJc w:val="left"/>
+      <w:pPr>
+        <w:tabs>
+          <w:tab w:val="num" w:pos="1440"/>
+        </w:tabs>
+        <w:ind w:left="1440" w:hanging="360"/>
+      </w:pPr>
+      <w:rPr>
+        <w:rFonts w:ascii="Courier New" w:hAnsi="Courier New" w:hint="default"/>
+        <w:sz w:val="20"/>
+      </w:rPr>
+    </w:lvl>
+    <w:lvl w:ilvl="2" w:tentative="1">
+      <w:start w:val="1"/>
+      <w:numFmt w:val="bullet"/>
+      <w:lvlText w:val=""/>
+      <w:lvlJc w:val="left"/>
+      <w:pPr>
+        <w:tabs>
+          <w:tab w:val="num" w:pos="2160"/>
+        </w:tabs>
+        <w:ind w:left="2160" w:hanging="360"/>
+      </w:pPr>
+      <w:rPr>
+        <w:rFonts w:ascii="Wingdings" w:hAnsi="Wingdings" w:hint="default"/>
+        <w:sz w:val="20"/>
+      </w:rPr>
+    </w:lvl>
+    <w:lvl w:ilvl="3" w:tentative="1">
+      <w:start w:val="1"/>
+      <w:numFmt w:val="bullet"/>
+      <w:lvlText w:val=""/>
+      <w:lvlJc w:val="left"/>
+      <w:pPr>
+        <w:tabs>
+          <w:tab w:val="num" w:pos="2880"/>
+        </w:tabs>
+        <w:ind w:left="2880" w:hanging="360"/>
+      </w:pPr>
+      <w:rPr>
+        <w:rFonts w:ascii="Wingdings" w:hAnsi="Wingdings" w:hint="default"/>
+        <w:sz w:val="20"/>
+      </w:rPr>
+    </w:lvl>
+    <w:lvl w:ilvl="4" w:tentative="1">
+      <w:start w:val="1"/>
+      <w:numFmt w:val="bullet"/>
+      <w:lvlText w:val=""/>
+      <w:lvlJc w:val="left"/>
+      <w:pPr>
+        <w:tabs>
+          <w:tab w:val="num" w:pos="3600"/>
+        </w:tabs>
+        <w:ind w:left="3600" w:hanging="360"/>
+      </w:pPr>
+      <w:rPr>
+        <w:rFonts w:ascii="Wingdings" w:hAnsi="Wingdings" w:hint="default"/>
+        <w:sz w:val="20"/>
+      </w:rPr>
+    </w:lvl>
+    <w:lvl w:ilvl="5" w:tentative="1">
+      <w:start w:val="1"/>
+      <w:numFmt w:val="bullet"/>
+      <w:lvlText w:val=""/>
+      <w:lvlJc w:val="left"/>
+      <w:pPr>
+        <w:tabs>
+          <w:tab w:val="num" w:pos="4320"/>
+        </w:tabs>
+        <w:ind w:left="4320" w:hanging="360"/>
+      </w:pPr>
+      <w:rPr>
+        <w:rFonts w:ascii="Wingdings" w:hAnsi="Wingdings" w:hint="default"/>
+        <w:sz w:val="20"/>
+      </w:rPr>
+    </w:lvl>
+    <w:lvl w:ilvl="6" w:tentative="1">
+      <w:start w:val="1"/>
+      <w:numFmt w:val="bullet"/>
+      <w:lvlText w:val=""/>
+      <w:lvlJc w:val="left"/>
+      <w:pPr>
+        <w:tabs>
+          <w:tab w:val="num" w:pos="5040"/>
+        </w:tabs>
+        <w:ind w:left="5040" w:hanging="360"/>
+      </w:pPr>
+      <w:rPr>
+        <w:rFonts w:ascii="Wingdings" w:hAnsi="Wingdings" w:hint="default"/>
+        <w:sz w:val="20"/>
+      </w:rPr>
+    </w:lvl>
+    <w:lvl w:ilvl="7" w:tentative="1">
+      <w:start w:val="1"/>
+      <w:numFmt w:val="bullet"/>
+      <w:lvlText w:val=""/>
+      <w:lvlJc w:val="left"/>
+      <w:pPr>
+        <w:tabs>
+          <w:tab w:val="num" w:pos="5760"/>
+        </w:tabs>
+        <w:ind w:left="5760" w:hanging="360"/>
+      </w:pPr>
+      <w:rPr>
+        <w:rFonts w:ascii="Wingdings" w:hAnsi="Wingdings" w:hint="default"/>
+        <w:sz w:val="20"/>
+      </w:rPr>
+    </w:lvl>
+    <w:lvl w:ilvl="8" w:tentative="1">
+      <w:start w:val="1"/>
+      <w:numFmt w:val="bullet"/>
+      <w:lvlText w:val=""/>
+      <w:lvlJc w:val="left"/>
+      <w:pPr>
+        <w:tabs>
+          <w:tab w:val="num" w:pos="6480"/>
+        </w:tabs>
+        <w:ind w:left="6480" w:hanging="360"/>
+      </w:pPr>
+      <w:rPr>
+        <w:rFonts w:ascii="Wingdings" w:hAnsi="Wingdings" w:hint="default"/>
+        <w:sz w:val="20"/>
+      </w:rPr>
+    </w:lvl>
+  </w:abstractNum>
+  <w:abstractNum w:abstractNumId="2" w15:restartNumberingAfterBreak="0">
+    <w:nsid w:val="673471EE"/>
+    <w:multiLevelType w:val="multilevel"/>
+    <w:tmpl w:val="0D141DAC"/>
+    <w:lvl w:ilvl="0">
+      <w:start w:val="1"/>
+      <w:numFmt w:val="bullet"/>
+      <w:lvlText w:val=""/>
+      <w:lvlJc w:val="left"/>
+      <w:pPr>
+        <w:tabs>
+          <w:tab w:val="num" w:pos="720"/>
+        </w:tabs>
+        <w:ind w:left="720" w:hanging="360"/>
+      </w:pPr>
+      <w:rPr>
+        <w:rFonts w:ascii="Symbol" w:hAnsi="Symbol" w:hint="default"/>
+        <w:sz w:val="20"/>
+      </w:rPr>
+    </w:lvl>
+    <w:lvl w:ilvl="1">
+      <w:start w:val="1"/>
+      <w:numFmt w:val="bullet"/>
+      <w:lvlText w:val="o"/>
+      <w:lvlJc w:val="left"/>
+      <w:pPr>
+        <w:tabs>
+          <w:tab w:val="num" w:pos="1440"/>
+        </w:tabs>
+        <w:ind w:left="1440" w:hanging="360"/>
+      </w:pPr>
+      <w:rPr>
+        <w:rFonts w:ascii="Courier New" w:hAnsi="Courier New" w:hint="default"/>
+        <w:sz w:val="20"/>
+      </w:rPr>
+    </w:lvl>
+    <w:lvl w:ilvl="2" w:tentative="1">
+      <w:start w:val="1"/>
+      <w:numFmt w:val="bullet"/>
+      <w:lvlText w:val=""/>
+      <w:lvlJc w:val="left"/>
+      <w:pPr>
+        <w:tabs>
+          <w:tab w:val="num" w:pos="2160"/>
+        </w:tabs>
+        <w:ind w:left="2160" w:hanging="360"/>
+      </w:pPr>
+      <w:rPr>
+        <w:rFonts w:ascii="Wingdings" w:hAnsi="Wingdings" w:hint="default"/>
+        <w:sz w:val="20"/>
+      </w:rPr>
+    </w:lvl>
+    <w:lvl w:ilvl="3" w:tentative="1">
+      <w:start w:val="1"/>
+      <w:numFmt w:val="bullet"/>
+      <w:lvlText w:val=""/>
+      <w:lvlJc w:val="left"/>
+      <w:pPr>
+        <w:tabs>
+          <w:tab w:val="num" w:pos="2880"/>
+        </w:tabs>
+        <w:ind w:left="2880" w:hanging="360"/>
+      </w:pPr>
+      <w:rPr>
+        <w:rFonts w:ascii="Wingdings" w:hAnsi="Wingdings" w:hint="default"/>
+        <w:sz w:val="20"/>
+      </w:rPr>
+    </w:lvl>
+    <w:lvl w:ilvl="4" w:tentative="1">
+      <w:start w:val="1"/>
+      <w:numFmt w:val="bullet"/>
+      <w:lvlText w:val=""/>
+      <w:lvlJc w:val="left"/>
+      <w:pPr>
+        <w:tabs>
+          <w:tab w:val="num" w:pos="3600"/>
+        </w:tabs>
+        <w:ind w:left="3600" w:hanging="360"/>
+      </w:pPr>
+      <w:rPr>
+        <w:rFonts w:ascii="Wingdings" w:hAnsi="Wingdings" w:hint="default"/>
+        <w:sz w:val="20"/>
+      </w:rPr>
+    </w:lvl>
+    <w:lvl w:ilvl="5" w:tentative="1">
+      <w:start w:val="1"/>
+      <w:numFmt w:val="bullet"/>
+      <w:lvlText w:val=""/>
+      <w:lvlJc w:val="left"/>
+      <w:pPr>
+        <w:tabs>
+          <w:tab w:val="num" w:pos="4320"/>
+        </w:tabs>
+        <w:ind w:left="4320" w:hanging="360"/>
+      </w:pPr>
+      <w:rPr>
+        <w:rFonts w:ascii="Wingdings" w:hAnsi="Wingdings" w:hint="default"/>
+        <w:sz w:val="20"/>
+      </w:rPr>
+    </w:lvl>
+    <w:lvl w:ilvl="6" w:tentative="1">
+      <w:start w:val="1"/>
+      <w:numFmt w:val="bullet"/>
+      <w:lvlText w:val=""/>
+      <w:lvlJc w:val="left"/>
+      <w:pPr>
+        <w:tabs>
+          <w:tab w:val="num" w:pos="5040"/>
+        </w:tabs>
+        <w:ind w:left="5040" w:hanging="360"/>
+      </w:pPr>
+      <w:rPr>
+        <w:rFonts w:ascii="Wingdings" w:hAnsi="Wingdings" w:hint="default"/>
+        <w:sz w:val="20"/>
+      </w:rPr>
+    </w:lvl>
+    <w:lvl w:ilvl="7" w:tentative="1">
+      <w:start w:val="1"/>
+      <w:numFmt w:val="bullet"/>
+      <w:lvlText w:val=""/>
+      <w:lvlJc w:val="left"/>
+      <w:pPr>
+        <w:tabs>
+          <w:tab w:val="num" w:pos="5760"/>
+        </w:tabs>
+        <w:ind w:left="5760" w:hanging="360"/>
+      </w:pPr>
+      <w:rPr>
+        <w:rFonts w:ascii="Wingdings" w:hAnsi="Wingdings" w:hint="default"/>
+        <w:sz w:val="20"/>
+      </w:rPr>
+    </w:lvl>
+    <w:lvl w:ilvl="8" w:tentative="1">
+      <w:start w:val="1"/>
+      <w:numFmt w:val="bullet"/>
+      <w:lvlText w:val=""/>
+      <w:lvlJc w:val="left"/>
+      <w:pPr>
+        <w:tabs>
+          <w:tab w:val="num" w:pos="6480"/>
+        </w:tabs>
+        <w:ind w:left="6480" w:hanging="360"/>
+      </w:pPr>
+      <w:rPr>
+        <w:rFonts w:ascii="Wingdings" w:hAnsi="Wingdings" w:hint="default"/>
+        <w:sz w:val="20"/>
+      </w:rPr>
+    </w:lvl>
+  </w:abstractNum>
+  <w:num w:numId="1" w16cid:durableId="1133644592">
+    <w:abstractNumId w:val="1"/>
+  </w:num>
+  <w:num w:numId="2" w16cid:durableId="1453548967">
+    <w:abstractNumId w:val="2"/>
+  </w:num>
+  <w:num w:numId="3" w16cid:durableId="1066302849">
+    <w:abstractNumId w:val="0"/>
+  </w:num>
+</w:numbering>
 </file>
 
 <file path=word/styles.xml><?xml version="1.0" encoding="utf-8"?>
@@ -743,7 +1387,6 @@
   <w:style w:type="character" w:default="1" w:styleId="Policepardfaut">
     <w:name w:val="Default Paragraph Font"/>
     <w:uiPriority w:val="1"/>
-    <w:semiHidden/>
     <w:unhideWhenUsed/>
     <w:rsid w:val="006551CA"/>
   </w:style>
